--- a/Sprint 3 Test Cases.docx
+++ b/Sprint 3 Test Cases.docx
@@ -6,6 +6,7 @@
       <w:tblPr>
         <w:tblStyle w:val="TableGrid"/>
         <w:tblW w:w="0" w:type="auto"/>
+        <w:jc w:val="center"/>
         <w:tblLook w:val="04A0" w:firstRow="1" w:lastRow="0" w:firstColumn="1" w:lastColumn="0" w:noHBand="0" w:noVBand="1"/>
       </w:tblPr>
       <w:tblGrid>
@@ -16,6 +17,9 @@
         <w:gridCol w:w="1224"/>
       </w:tblGrid>
       <w:tr>
+        <w:trPr>
+          <w:jc w:val="center"/>
+        </w:trPr>
         <w:tc>
           <w:tcPr>
             <w:tcW w:w="9016" w:type="dxa"/>
@@ -38,7 +42,7 @@
                 <w:sz w:val="32"/>
                 <w:szCs w:val="32"/>
               </w:rPr>
-              <w:t xml:space="preserve">Sprint </w:t>
+              <w:t>Sprint 3</w:t>
             </w:r>
             <w:r>
               <w:rPr>
@@ -47,21 +51,15 @@
                 <w:sz w:val="32"/>
                 <w:szCs w:val="32"/>
               </w:rPr>
-              <w:t>3</w:t>
-            </w:r>
-            <w:r>
-              <w:rPr>
-                <w:b/>
-                <w:bCs/>
-                <w:sz w:val="32"/>
-                <w:szCs w:val="32"/>
-              </w:rPr>
               <w:t xml:space="preserve"> Test Cases</w:t>
             </w:r>
           </w:p>
         </w:tc>
       </w:tr>
       <w:tr>
+        <w:trPr>
+          <w:jc w:val="center"/>
+        </w:trPr>
         <w:tc>
           <w:tcPr>
             <w:tcW w:w="9016" w:type="dxa"/>
@@ -194,6 +192,9 @@
         </w:tc>
       </w:tr>
       <w:tr>
+        <w:trPr>
+          <w:jc w:val="center"/>
+        </w:trPr>
         <w:tc>
           <w:tcPr>
             <w:tcW w:w="9016" w:type="dxa"/>
@@ -223,6 +224,9 @@
         </w:tc>
       </w:tr>
       <w:tr>
+        <w:trPr>
+          <w:jc w:val="center"/>
+        </w:trPr>
         <w:tc>
           <w:tcPr>
             <w:tcW w:w="986" w:type="dxa"/>
@@ -350,6 +354,9 @@
         </w:tc>
       </w:tr>
       <w:tr>
+        <w:trPr>
+          <w:jc w:val="center"/>
+        </w:trPr>
         <w:tc>
           <w:tcPr>
             <w:tcW w:w="986" w:type="dxa"/>
@@ -452,10 +459,23 @@
                 <w:szCs w:val="24"/>
               </w:rPr>
             </w:pPr>
+            <w:r>
+              <w:rPr>
+                <w:b/>
+                <w:bCs/>
+                <w:color w:val="70AD47" w:themeColor="accent6"/>
+                <w:sz w:val="24"/>
+                <w:szCs w:val="24"/>
+              </w:rPr>
+              <w:t>PASSED</w:t>
+            </w:r>
           </w:p>
         </w:tc>
       </w:tr>
       <w:tr>
+        <w:trPr>
+          <w:jc w:val="center"/>
+        </w:trPr>
         <w:tc>
           <w:tcPr>
             <w:tcW w:w="986" w:type="dxa"/>
@@ -585,10 +605,23 @@
                 <w:szCs w:val="24"/>
               </w:rPr>
             </w:pPr>
+            <w:r>
+              <w:rPr>
+                <w:b/>
+                <w:bCs/>
+                <w:color w:val="70AD47" w:themeColor="accent6"/>
+                <w:sz w:val="24"/>
+                <w:szCs w:val="24"/>
+              </w:rPr>
+              <w:t>PASSED</w:t>
+            </w:r>
           </w:p>
         </w:tc>
       </w:tr>
       <w:tr>
+        <w:trPr>
+          <w:jc w:val="center"/>
+        </w:trPr>
         <w:tc>
           <w:tcPr>
             <w:tcW w:w="986" w:type="dxa"/>
@@ -691,14 +724,29 @@
             <w:pPr>
               <w:jc w:val="center"/>
               <w:rPr>
-                <w:sz w:val="24"/>
-                <w:szCs w:val="24"/>
-              </w:rPr>
-            </w:pPr>
+                <w:b/>
+                <w:bCs/>
+                <w:sz w:val="24"/>
+                <w:szCs w:val="24"/>
+              </w:rPr>
+            </w:pPr>
+            <w:r>
+              <w:rPr>
+                <w:b/>
+                <w:bCs/>
+                <w:color w:val="70AD47" w:themeColor="accent6"/>
+                <w:sz w:val="24"/>
+                <w:szCs w:val="24"/>
+              </w:rPr>
+              <w:t>PASSED</w:t>
+            </w:r>
           </w:p>
         </w:tc>
       </w:tr>
       <w:tr>
+        <w:trPr>
+          <w:jc w:val="center"/>
+        </w:trPr>
         <w:tc>
           <w:tcPr>
             <w:tcW w:w="986" w:type="dxa"/>
@@ -715,14 +763,7 @@
                 <w:sz w:val="24"/>
                 <w:szCs w:val="24"/>
               </w:rPr>
-              <w:t xml:space="preserve">TC - </w:t>
-            </w:r>
-            <w:r>
-              <w:rPr>
-                <w:sz w:val="24"/>
-                <w:szCs w:val="24"/>
-              </w:rPr>
-              <w:t>23</w:t>
+              <w:t>TC - 23</w:t>
             </w:r>
           </w:p>
         </w:tc>
@@ -782,21 +823,7 @@
                 <w:sz w:val="24"/>
                 <w:szCs w:val="24"/>
               </w:rPr>
-              <w:t xml:space="preserve">The Fuzzy Logic engine in the Alert Node evaluates this as </w:t>
-            </w:r>
-            <w:r>
-              <w:rPr>
-                <w:sz w:val="24"/>
-                <w:szCs w:val="24"/>
-              </w:rPr>
-              <w:t>Warning</w:t>
-            </w:r>
-            <w:r>
-              <w:rPr>
-                <w:sz w:val="24"/>
-                <w:szCs w:val="24"/>
-              </w:rPr>
-              <w:t xml:space="preserve"> conditions, so the </w:t>
+              <w:t xml:space="preserve">The Fuzzy Logic engine in the Alert Node evaluates this as Warning conditions, so the </w:t>
             </w:r>
             <w:r>
               <w:rPr>
@@ -873,14 +900,28 @@
               <w:rPr>
                 <w:b/>
                 <w:bCs/>
-                <w:sz w:val="24"/>
-                <w:szCs w:val="24"/>
-              </w:rPr>
-            </w:pPr>
+                <w:color w:val="70AD47" w:themeColor="accent6"/>
+                <w:sz w:val="24"/>
+                <w:szCs w:val="24"/>
+              </w:rPr>
+            </w:pPr>
+            <w:r>
+              <w:rPr>
+                <w:b/>
+                <w:bCs/>
+                <w:color w:val="70AD47" w:themeColor="accent6"/>
+                <w:sz w:val="24"/>
+                <w:szCs w:val="24"/>
+              </w:rPr>
+              <w:t>PASSED</w:t>
+            </w:r>
           </w:p>
         </w:tc>
       </w:tr>
       <w:tr>
+        <w:trPr>
+          <w:jc w:val="center"/>
+        </w:trPr>
         <w:tc>
           <w:tcPr>
             <w:tcW w:w="986" w:type="dxa"/>
@@ -898,14 +939,7 @@
                 <w:szCs w:val="24"/>
               </w:rPr>
               <w:lastRenderedPageBreak/>
-              <w:t xml:space="preserve">TC - </w:t>
-            </w:r>
-            <w:r>
-              <w:rPr>
-                <w:sz w:val="24"/>
-                <w:szCs w:val="24"/>
-              </w:rPr>
-              <w:t>24</w:t>
+              <w:t>TC - 24</w:t>
             </w:r>
           </w:p>
         </w:tc>
@@ -945,14 +979,7 @@
                 <w:sz w:val="24"/>
                 <w:szCs w:val="24"/>
               </w:rPr>
-              <w:t xml:space="preserve">Send data from the Sensor Node to the Alert Node with </w:t>
-            </w:r>
-            <w:r>
-              <w:rPr>
-                <w:sz w:val="24"/>
-                <w:szCs w:val="24"/>
-              </w:rPr>
-              <w:t>high water levels, but normal for other sensor reading metrics</w:t>
+              <w:t>Send data from the Sensor Node to the Alert Node with high water levels, but normal for other sensor reading metrics</w:t>
             </w:r>
           </w:p>
         </w:tc>
@@ -972,49 +999,7 @@
                 <w:sz w:val="24"/>
                 <w:szCs w:val="24"/>
               </w:rPr>
-              <w:t xml:space="preserve">The Fuzzy Logic engine in the Alert Node evaluates this as </w:t>
-            </w:r>
-            <w:r>
-              <w:rPr>
-                <w:sz w:val="24"/>
-                <w:szCs w:val="24"/>
-              </w:rPr>
-              <w:t>Critical</w:t>
-            </w:r>
-            <w:r>
-              <w:rPr>
-                <w:sz w:val="24"/>
-                <w:szCs w:val="24"/>
-              </w:rPr>
-              <w:t xml:space="preserve"> conditions, so the </w:t>
-            </w:r>
-            <w:r>
-              <w:rPr>
-                <w:sz w:val="24"/>
-                <w:szCs w:val="24"/>
-              </w:rPr>
-              <w:t>red</w:t>
-            </w:r>
-            <w:r>
-              <w:rPr>
-                <w:sz w:val="24"/>
-                <w:szCs w:val="24"/>
-              </w:rPr>
-              <w:t xml:space="preserve"> light turns on, the LCD screen displays “</w:t>
-            </w:r>
-            <w:r>
-              <w:rPr>
-                <w:sz w:val="24"/>
-                <w:szCs w:val="24"/>
-              </w:rPr>
-              <w:t>CRITICAL</w:t>
-            </w:r>
-            <w:r>
-              <w:rPr>
-                <w:sz w:val="24"/>
-                <w:szCs w:val="24"/>
-              </w:rPr>
-              <w:t>”</w:t>
+              <w:t>The Fuzzy Logic engine in the Alert Node evaluates this as Critical conditions, so the red light turns on, the LCD screen displays “CRITICAL”</w:t>
             </w:r>
             <w:r>
               <w:rPr>
@@ -1028,35 +1013,7 @@
                 <w:sz w:val="24"/>
                 <w:szCs w:val="24"/>
               </w:rPr>
-              <w:t xml:space="preserve"> and a </w:t>
-            </w:r>
-            <w:r>
-              <w:rPr>
-                <w:sz w:val="24"/>
-                <w:szCs w:val="24"/>
-              </w:rPr>
-              <w:t>30</w:t>
-            </w:r>
-            <w:r>
-              <w:rPr>
-                <w:sz w:val="24"/>
-                <w:szCs w:val="24"/>
-              </w:rPr>
-              <w:t xml:space="preserve"> </w:t>
-            </w:r>
-            <w:r>
-              <w:rPr>
-                <w:sz w:val="24"/>
-                <w:szCs w:val="24"/>
-              </w:rPr>
-              <w:t xml:space="preserve">second </w:t>
-            </w:r>
-            <w:r>
-              <w:rPr>
-                <w:sz w:val="24"/>
-                <w:szCs w:val="24"/>
-              </w:rPr>
-              <w:t>sleep time is sent to the sensor node</w:t>
+              <w:t xml:space="preserve"> and a 30 second sleep time is sent to the sensor node</w:t>
             </w:r>
             <w:r>
               <w:rPr>
@@ -1081,10 +1038,23 @@
                 <w:szCs w:val="24"/>
               </w:rPr>
             </w:pPr>
+            <w:r>
+              <w:rPr>
+                <w:b/>
+                <w:bCs/>
+                <w:color w:val="70AD47" w:themeColor="accent6"/>
+                <w:sz w:val="24"/>
+                <w:szCs w:val="24"/>
+              </w:rPr>
+              <w:t>PASSED</w:t>
+            </w:r>
           </w:p>
         </w:tc>
       </w:tr>
       <w:tr>
+        <w:trPr>
+          <w:jc w:val="center"/>
+        </w:trPr>
         <w:tc>
           <w:tcPr>
             <w:tcW w:w="986" w:type="dxa"/>
@@ -1161,28 +1131,28 @@
                 <w:sz w:val="24"/>
                 <w:szCs w:val="24"/>
               </w:rPr>
-              <w:t xml:space="preserve">The Fuzzy Logic engine in the Alert Node evaluates this as Critical conditions, so the red light turns on, the LCD screen displays “CRITICAL”, a continuous siren is played by the buzzer and a 30 second sleep time is sent to the sensor node. The </w:t>
-            </w:r>
-            <w:r>
-              <w:rPr>
-                <w:sz w:val="24"/>
-                <w:szCs w:val="24"/>
-              </w:rPr>
-              <w:t>irrigation system</w:t>
-            </w:r>
-            <w:r>
-              <w:rPr>
-                <w:sz w:val="24"/>
-                <w:szCs w:val="24"/>
-              </w:rPr>
-              <w:t xml:space="preserve"> is </w:t>
-            </w:r>
-            <w:r>
-              <w:rPr>
-                <w:sz w:val="24"/>
-                <w:szCs w:val="24"/>
-              </w:rPr>
-              <w:t>disabled for safey</w:t>
+              <w:t xml:space="preserve">The Fuzzy Logic engine in the Alert Node evaluates this as Critical conditions, so the red light turns on, the LCD screen displays “CRITICAL”, a continuous siren is played by the buzzer and a 30 second sleep time is sent to the sensor node. The irrigation system is </w:t>
+            </w:r>
+            <w:r>
+              <w:rPr>
+                <w:sz w:val="24"/>
+                <w:szCs w:val="24"/>
+              </w:rPr>
+              <w:t>disabled for safe</w:t>
+            </w:r>
+            <w:r>
+              <w:rPr>
+                <w:sz w:val="24"/>
+                <w:szCs w:val="24"/>
+              </w:rPr>
+              <w:t>t</w:t>
+            </w:r>
+            <w:r>
+              <w:rPr>
+                <w:sz w:val="24"/>
+                <w:szCs w:val="24"/>
+              </w:rPr>
+              <w:t>y</w:t>
             </w:r>
           </w:p>
         </w:tc>
@@ -1200,10 +1170,23 @@
                 <w:szCs w:val="24"/>
               </w:rPr>
             </w:pPr>
+            <w:r>
+              <w:rPr>
+                <w:b/>
+                <w:bCs/>
+                <w:color w:val="70AD47" w:themeColor="accent6"/>
+                <w:sz w:val="24"/>
+                <w:szCs w:val="24"/>
+              </w:rPr>
+              <w:t>PASSED</w:t>
+            </w:r>
           </w:p>
         </w:tc>
       </w:tr>
       <w:tr>
+        <w:trPr>
+          <w:jc w:val="center"/>
+        </w:trPr>
         <w:tc>
           <w:tcPr>
             <w:tcW w:w="986" w:type="dxa"/>
@@ -1304,6 +1287,14 @@
               <w:t xml:space="preserve">The </w:t>
             </w:r>
           </w:p>
+          <w:p>
+            <w:pPr>
+              <w:rPr>
+                <w:sz w:val="24"/>
+                <w:szCs w:val="24"/>
+              </w:rPr>
+            </w:pPr>
+          </w:p>
         </w:tc>
         <w:tc>
           <w:tcPr>
@@ -1319,10 +1310,23 @@
                 <w:szCs w:val="24"/>
               </w:rPr>
             </w:pPr>
+            <w:r>
+              <w:rPr>
+                <w:b/>
+                <w:bCs/>
+                <w:color w:val="70AD47" w:themeColor="accent6"/>
+                <w:sz w:val="24"/>
+                <w:szCs w:val="24"/>
+              </w:rPr>
+              <w:t>PASSED</w:t>
+            </w:r>
           </w:p>
         </w:tc>
       </w:tr>
       <w:tr>
+        <w:trPr>
+          <w:jc w:val="center"/>
+        </w:trPr>
         <w:tc>
           <w:tcPr>
             <w:tcW w:w="986" w:type="dxa"/>
@@ -1379,7 +1383,27 @@
                 <w:sz w:val="24"/>
                 <w:szCs w:val="24"/>
               </w:rPr>
-              <w:t xml:space="preserve">Send sensor data from the Sensor Node to the Alert Node indicating flood and </w:t>
+              <w:t>Send sensor data from the Sensor Node to the Alert Node indicating flood and wildfire at the same time</w:t>
+            </w:r>
+          </w:p>
+        </w:tc>
+        <w:tc>
+          <w:tcPr>
+            <w:tcW w:w="2455" w:type="dxa"/>
+          </w:tcPr>
+          <w:p>
+            <w:pPr>
+              <w:rPr>
+                <w:sz w:val="24"/>
+                <w:szCs w:val="24"/>
+              </w:rPr>
+            </w:pPr>
+            <w:r>
+              <w:rPr>
+                <w:sz w:val="24"/>
+                <w:szCs w:val="24"/>
+              </w:rPr>
+              <w:t xml:space="preserve">The Fuzzy Logic engine in the Alert Node prioritises the </w:t>
             </w:r>
             <w:r>
               <w:rPr>
@@ -1393,40 +1417,6 @@
                 <w:sz w:val="24"/>
                 <w:szCs w:val="24"/>
               </w:rPr>
-              <w:t xml:space="preserve"> at the same time</w:t>
-            </w:r>
-          </w:p>
-        </w:tc>
-        <w:tc>
-          <w:tcPr>
-            <w:tcW w:w="2455" w:type="dxa"/>
-          </w:tcPr>
-          <w:p>
-            <w:pPr>
-              <w:rPr>
-                <w:sz w:val="24"/>
-                <w:szCs w:val="24"/>
-              </w:rPr>
-            </w:pPr>
-            <w:r>
-              <w:rPr>
-                <w:sz w:val="24"/>
-                <w:szCs w:val="24"/>
-              </w:rPr>
-              <w:t xml:space="preserve">The Fuzzy Logic engine in the Alert Node prioritises the </w:t>
-            </w:r>
-            <w:r>
-              <w:rPr>
-                <w:sz w:val="24"/>
-                <w:szCs w:val="24"/>
-              </w:rPr>
-              <w:t>wildfire</w:t>
-            </w:r>
-            <w:r>
-              <w:rPr>
-                <w:sz w:val="24"/>
-                <w:szCs w:val="24"/>
-              </w:rPr>
               <w:t xml:space="preserve"> conditions,</w:t>
             </w:r>
             <w:r>
@@ -1480,10 +1470,23 @@
                 <w:szCs w:val="24"/>
               </w:rPr>
             </w:pPr>
+            <w:r>
+              <w:rPr>
+                <w:b/>
+                <w:bCs/>
+                <w:color w:val="70AD47" w:themeColor="accent6"/>
+                <w:sz w:val="24"/>
+                <w:szCs w:val="24"/>
+              </w:rPr>
+              <w:t>PASSED</w:t>
+            </w:r>
           </w:p>
         </w:tc>
       </w:tr>
       <w:tr>
+        <w:trPr>
+          <w:jc w:val="center"/>
+        </w:trPr>
         <w:tc>
           <w:tcPr>
             <w:tcW w:w="9016" w:type="dxa"/>
@@ -1509,12 +1512,16 @@
                 <w:sz w:val="24"/>
                 <w:szCs w:val="24"/>
               </w:rPr>
+              <w:lastRenderedPageBreak/>
               <w:t>Notes/ Findings</w:t>
             </w:r>
           </w:p>
         </w:tc>
       </w:tr>
       <w:tr>
+        <w:trPr>
+          <w:jc w:val="center"/>
+        </w:trPr>
         <w:tc>
           <w:tcPr>
             <w:tcW w:w="9016" w:type="dxa"/>
@@ -1533,6 +1540,86 @@
       </w:tr>
     </w:tbl>
     <w:p/>
+    <w:p/>
+    <w:p>
+      <w:r>
+        <w:drawing>
+          <wp:inline distT="0" distB="0" distL="0" distR="0" wp14:anchorId="120B86B6" wp14:editId="298DF80A">
+            <wp:extent cx="5731510" cy="4092575"/>
+            <wp:effectExtent l="0" t="0" r="2540" b="3175"/>
+            <wp:docPr id="348911398" name="Picture 1"/>
+            <wp:cNvGraphicFramePr>
+              <a:graphicFrameLocks xmlns:a="http://schemas.openxmlformats.org/drawingml/2006/main" noChangeAspect="1"/>
+            </wp:cNvGraphicFramePr>
+            <a:graphic xmlns:a="http://schemas.openxmlformats.org/drawingml/2006/main">
+              <a:graphicData uri="http://schemas.openxmlformats.org/drawingml/2006/picture">
+                <pic:pic xmlns:pic="http://schemas.openxmlformats.org/drawingml/2006/picture">
+                  <pic:nvPicPr>
+                    <pic:cNvPr id="348911398" name=""/>
+                    <pic:cNvPicPr/>
+                  </pic:nvPicPr>
+                  <pic:blipFill>
+                    <a:blip r:embed="rId4"/>
+                    <a:stretch>
+                      <a:fillRect/>
+                    </a:stretch>
+                  </pic:blipFill>
+                  <pic:spPr>
+                    <a:xfrm>
+                      <a:off x="0" y="0"/>
+                      <a:ext cx="5731510" cy="4092575"/>
+                    </a:xfrm>
+                    <a:prstGeom prst="rect">
+                      <a:avLst/>
+                    </a:prstGeom>
+                  </pic:spPr>
+                </pic:pic>
+              </a:graphicData>
+            </a:graphic>
+          </wp:inline>
+        </w:drawing>
+      </w:r>
+    </w:p>
+    <w:p/>
+    <w:p>
+      <w:r>
+        <w:drawing>
+          <wp:inline distT="0" distB="0" distL="0" distR="0" wp14:anchorId="0B6C41D9" wp14:editId="02ADE735">
+            <wp:extent cx="5731510" cy="2754630"/>
+            <wp:effectExtent l="0" t="0" r="2540" b="7620"/>
+            <wp:docPr id="2106027428" name="Picture 1"/>
+            <wp:cNvGraphicFramePr>
+              <a:graphicFrameLocks xmlns:a="http://schemas.openxmlformats.org/drawingml/2006/main" noChangeAspect="1"/>
+            </wp:cNvGraphicFramePr>
+            <a:graphic xmlns:a="http://schemas.openxmlformats.org/drawingml/2006/main">
+              <a:graphicData uri="http://schemas.openxmlformats.org/drawingml/2006/picture">
+                <pic:pic xmlns:pic="http://schemas.openxmlformats.org/drawingml/2006/picture">
+                  <pic:nvPicPr>
+                    <pic:cNvPr id="2106027428" name=""/>
+                    <pic:cNvPicPr/>
+                  </pic:nvPicPr>
+                  <pic:blipFill>
+                    <a:blip r:embed="rId5"/>
+                    <a:stretch>
+                      <a:fillRect/>
+                    </a:stretch>
+                  </pic:blipFill>
+                  <pic:spPr>
+                    <a:xfrm>
+                      <a:off x="0" y="0"/>
+                      <a:ext cx="5731510" cy="2754630"/>
+                    </a:xfrm>
+                    <a:prstGeom prst="rect">
+                      <a:avLst/>
+                    </a:prstGeom>
+                  </pic:spPr>
+                </pic:pic>
+              </a:graphicData>
+            </a:graphic>
+          </wp:inline>
+        </w:drawing>
+      </w:r>
+    </w:p>
     <w:sectPr>
       <w:pgSz w:w="11906" w:h="16838"/>
       <w:pgMar w:top="1440" w:right="1440" w:bottom="1440" w:left="1440" w:header="708" w:footer="708" w:gutter="0"/>
